--- a/csv_parser/out/RS-URL/RS-URL.schema.docx
+++ b/csv_parser/out/RS-URL/RS-URL.schema.docx
@@ -116,7 +116,7 @@
             <w:r>
               <w:t>string</w:t>
               <w:br/>
-              <w:t>(REGEX:^([\w-]+\.?){4,10}$)</w:t>
+              <w:t>(REGEX:^([a-zA-Z0-9_-]+\.?){4,10}$)</w:t>
             </w:r>
           </w:p>
         </w:tc>
@@ -189,7 +189,7 @@
             <w:r>
               <w:t>string</w:t>
               <w:br/>
-              <w:t>(REGEX: ^([\w-]+\.){3,8}patient(\.[\w-]+){1,2}$)</w:t>
+              <w:t>(REGEX: ^([a-zA-Z0-9_-]+\.){3,8}patient(\.[a-zA-Z0-9_-]+){1,2}$)</w:t>
             </w:r>
           </w:p>
         </w:tc>

--- a/csv_parser/out/RS-URL/RS-URL.schema.docx
+++ b/csv_parser/out/RS-URL/RS-URL.schema.docx
@@ -136,7 +136,7 @@
           </w:tcPr>
           <w:p>
             <w:r>
-              <w:t xml:space="preserve">Identifiant partagé du dossier, généré une seule fois par le système du partenaire qui recoit la primo-demande de secours (créateur du dossier). </w:t>
+              <w:t>Identifiant partagé du dossier, généré une seule fois par le système du partenaire qui recoit la primo-demande de secours (créateur du dossier). TEMP modification TEST</w:t>
               <w:br/>
               <w:t xml:space="preserve">Il est valorisé comme suit lors de sa création : </w:t>
               <w:br/>
